--- a/DBTUNING/ch28_경고메트릭_상시모니터링/ch28_실습문제_추가서술형_정답.docx
+++ b/DBTUNING/ch28_경고메트릭_상시모니터링/ch28_실습문제_추가서술형_정답.docx
@@ -7,7 +7,7 @@
         <w:pStyle w:val="Heading1"/>
       </w:pPr>
       <w:r>
-        <w:t>제12장  경고·메트릭 기반 상시 모니터링 — 추가 실습문제 모범답안</w:t>
+        <w:t>제ch28  경고·메트릭 기반 상시 모니터링 — 추가 실습문제 모범답안</w:t>
       </w:r>
     </w:p>
     <w:p>
@@ -119,12 +119,12 @@
         <w:rPr>
           <w:b/>
         </w:rPr>
-        <w:t>[추가-08] ADMIN 32장이 다룬 범위와 이 장(12장)이 무엇을 한 단계 더 다루는지 구분해 설명하라.</w:t>
+        <w:t>[추가-08] ADMIN 32장이 다룬 범위와 이 장(ch28)이 무엇을 한 단계 더 다루는지 구분해 설명하라.</w:t>
       </w:r>
     </w:p>
     <w:p>
       <w:r>
-        <w:t>모범답안: ADMIN 32장은 서버 생성 알림·메트릭 임계값을 '어떻게 설정하는가'(SET_THRESHOLD 인자, Stateful/Stateless 구분, 뷰 조회)를 다뤘다. 12장은 여기서 두 가지를 더 한다. ① 임계값을 '얼마로 잡을 것인가'를 DBA_HIST 이력 분포(p95·p99)에서 산정하는 방법(ADMIN 미수록), ② 알림이 '울렸을 때 무엇부터 보는가'라는 대응 절차다.</w:t>
+        <w:t>모범답안: ADMIN 32장은 서버 생성 알림·메트릭 임계값을 '어떻게 설정하는가'(SET_THRESHOLD 인자, Stateful/Stateless 구분, 뷰 조회)를 다뤘다. ch28은 여기서 두 가지를 더 한다. ① 임계값을 '얼마로 잡을 것인가'를 DBA_HIST 이력 분포(p95·p99)에서 산정하는 방법(ADMIN 미수록), ② 알림이 '울렸을 때 무엇부터 보는가'라는 대응 절차다.</w:t>
       </w:r>
     </w:p>
     <w:p>

--- a/DBTUNING/ch28_경고메트릭_상시모니터링/ch28_실습문제_추가서술형_정답.docx
+++ b/DBTUNING/ch28_경고메트릭_상시모니터링/ch28_실습문제_추가서술형_정답.docx
@@ -7,7 +7,7 @@
         <w:pStyle w:val="Heading1"/>
       </w:pPr>
       <w:r>
-        <w:t>제ch28  경고·메트릭 기반 상시 모니터링 — 추가 실습문제 모범답안</w:t>
+        <w:t>ch28  경고·메트릭 기반 상시 모니터링 — 추가 실습문제 모범답안</w:t>
       </w:r>
     </w:p>
     <w:p>
